--- a/revision2/FMI_Highlights.docx
+++ b/revision2/FMI_Highlights.docx
@@ -61,7 +61,7 @@
         <w:rPr>
           <w:sz w:val="22"/>
         </w:rPr>
-        <w:t>The consistency index has 94% precision but only 3% sensitivity for carryover</w:t>
+        <w:t>The consistency index has 94.8% precision but only 2.9% sensitivity for carryover</w:t>
       </w:r>
     </w:p>
     <w:p>
